--- a/data/cvs/cv_157_Un-Habitat_-_United_Nations_Human_Settle_Spatial_Data_Analyst_at_United_Nations_H.docx
+++ b/data/cvs/cv_157_Un-Habitat_-_United_Nations_Human_Settle_Spatial_Data_Analyst_at_United_Nations_H.docx
@@ -86,7 +86,7 @@
         <w:rPr>
           <w:sz w:val="20"/>
         </w:rPr>
-        <w:t>Full Stack Developer and AI engineer with a focus on data-driven solutions. I have experience in both front-end and back-end development, utilising Python, JavaScript, and React to build scalable applications. My expertise lies in AI data annotation, evaluation, and automation, having worked with diverse datasets and models to improve accuracy and performance. Currently, I'm leading AI-driven projects at Copy Cat Group, including SAP API integrations and AI-powered tender scraping pipelines.</w:t>
+        <w:t>Full Stack Developer and AI Data Specialist with a diverse toolkit spanning Python, JavaScript, React, Node.js, PostgreSQL, and AI/ML tools. I've built full-stack applications, created datasets for AI model training, and evaluated AI-generated content. Currently, I'm at Copy Cat Group, integrating SAP APIs with internal systems, designing system architecture, and building AI-powered pipelines for tender scraping.</w:t>
       </w:r>
     </w:p>
     <w:p>
@@ -227,7 +227,7 @@
         <w:rPr>
           <w:sz w:val="20"/>
         </w:rPr>
-        <w:t>Git, GitHub, CI/CD, Oracle Cloud, Google Cloud Platform</w:t>
+        <w:t>Oracle Cloud, Google Cloud Platform, Git, GitHub, CI/CD, Docker</w:t>
       </w:r>
     </w:p>
     <w:p>
@@ -245,7 +245,7 @@
         <w:rPr>
           <w:sz w:val="20"/>
         </w:rPr>
-        <w:t>data extraction, satellite imagery, digitization, data collection, data verification, collaboration, spatial data analysis, SDG 11 monitoring, data generation, policy formulation, urban data, global monitoring</w:t>
+        <w:t>data extraction, satellite imagery, digitization, data collection, data verification, collaboration, spatial data analysis, SDG 11 monitoring, data generation, policy formulation, urban data, global monitoring, Habitat Agenda, NUA, methodology development, urban indicators, statistics, technical support</w:t>
       </w:r>
     </w:p>
     <w:p>
@@ -263,7 +263,7 @@
         <w:rPr>
           <w:sz w:val="20"/>
         </w:rPr>
-        <w:t>Habitat Agenda, urban indicators, statistics, technical support, methodologies, data generation, capacity building, continuous reporting, data accuracy, disaggregated data, SDG indicators, mapping, consultancy</w:t>
+        <w:t>SDG monitoring framework, data disaggregation, SDG indicators, mapping, consultancy, data analysis, data production, data standards, data translation, capacity building, continuous reporting, accurate data, global reporting, sustainable cities, human settlements, thematic areas, gender, disability</w:t>
       </w:r>
     </w:p>
     <w:p>
@@ -313,7 +313,7 @@
         <w:rPr>
           <w:sz w:val="20"/>
         </w:rPr>
-        <w:t>Leading the integration of SAP APIs with an internal Credit Control System, automating processes for OA and IT business units.</w:t>
+        <w:t>Integrating SAP APIs with an internal Credit Control System for automated OA and IT processes.</w:t>
       </w:r>
     </w:p>
     <w:p>
@@ -325,7 +325,7 @@
         <w:rPr>
           <w:sz w:val="20"/>
         </w:rPr>
-        <w:t>Designing and implementing an AI-powered tender scraping pipeline to automate tender opportunity discovery and processing.</w:t>
+        <w:t>Designing comprehensive System Design Documents (SDDs) for Application, Data, Integration, and Security Architecture.</w:t>
       </w:r>
     </w:p>
     <w:p>
@@ -337,7 +337,7 @@
         <w:rPr>
           <w:sz w:val="20"/>
         </w:rPr>
-        <w:t>Authoring comprehensive System Design Documents (SDDs) and Business Requirements Documents (BRDs) to define project scope and technical specifications.</w:t>
+        <w:t>Building an AI-powered tender scraping pipeline to automate tender opportunity discovery and processing.</w:t>
       </w:r>
     </w:p>
     <w:p>
@@ -372,31 +372,7 @@
         <w:rPr>
           <w:sz w:val="20"/>
         </w:rPr>
-        <w:t>Train AI models by generating accurate difference-based captions for multimodal datasets</w:t>
-      </w:r>
-    </w:p>
-    <w:p>
-      <w:pPr>
-        <w:pStyle w:val="ListBullet"/>
-        <w:spacing w:before="0" w:after="20"/>
-      </w:pPr>
-      <w:r>
-        <w:rPr>
-          <w:sz w:val="20"/>
-        </w:rPr>
-        <w:t>Perform categorisation, bounding, consistency checks, and image-level validation to improve multimodal model accuracy</w:t>
-      </w:r>
-    </w:p>
-    <w:p>
-      <w:pPr>
-        <w:pStyle w:val="ListBullet"/>
-        <w:spacing w:before="0" w:after="20"/>
-      </w:pPr>
-      <w:r>
-        <w:rPr>
-          <w:sz w:val="20"/>
-        </w:rPr>
-        <w:t>Contribute high-quality annotated outputs that directly feed into production AI model training pipelines</w:t>
+        <w:t>Generating difference-based captions for multimodal datasets, improving model accuracy through detailed annotations.</w:t>
       </w:r>
     </w:p>
     <w:p>
@@ -431,31 +407,7 @@
         <w:rPr>
           <w:sz w:val="20"/>
         </w:rPr>
-        <w:t>Developed and delivered full-stack solutions for U.S.-based clients across different sectors</w:t>
-      </w:r>
-    </w:p>
-    <w:p>
-      <w:pPr>
-        <w:pStyle w:val="ListBullet"/>
-        <w:spacing w:before="0" w:after="20"/>
-      </w:pPr>
-      <w:r>
-        <w:rPr>
-          <w:sz w:val="20"/>
-        </w:rPr>
-        <w:t>Built UI components, optimised APIs, and handled CMS-based website systems</w:t>
-      </w:r>
-    </w:p>
-    <w:p>
-      <w:pPr>
-        <w:pStyle w:val="ListBullet"/>
-        <w:spacing w:before="0" w:after="20"/>
-      </w:pPr>
-      <w:r>
-        <w:rPr>
-          <w:sz w:val="20"/>
-        </w:rPr>
-        <w:t>Collaborated with remote teams to debug, improve performance, and implement client feedback</w:t>
+        <w:t>Delivering full-stack solutions, including UI components, API optimisation, and CMS-based website systems.</w:t>
       </w:r>
     </w:p>
     <w:p>
@@ -490,31 +442,7 @@
         <w:rPr>
           <w:sz w:val="20"/>
         </w:rPr>
-        <w:t>Annotated and evaluated datasets for health and agriculture AI systems</w:t>
-      </w:r>
-    </w:p>
-    <w:p>
-      <w:pPr>
-        <w:pStyle w:val="ListBullet"/>
-        <w:spacing w:before="0" w:after="20"/>
-      </w:pPr>
-      <w:r>
-        <w:rPr>
-          <w:sz w:val="20"/>
-        </w:rPr>
-        <w:t>Performed intent detection, slot tagging, utterance verification, and structured dataset creation</w:t>
-      </w:r>
-    </w:p>
-    <w:p>
-      <w:pPr>
-        <w:pStyle w:val="ListBullet"/>
-        <w:spacing w:before="0" w:after="20"/>
-      </w:pPr>
-      <w:r>
-        <w:rPr>
-          <w:sz w:val="20"/>
-        </w:rPr>
-        <w:t>Ensured annotation quality and consistency across multilingual and multimodal training data</w:t>
+        <w:t>Performing intent detection, slot tagging, and utterance verification for health and agriculture AI systems.</w:t>
       </w:r>
     </w:p>
     <w:p>
